--- a/AMA_Report.docx
+++ b/AMA_Report.docx
@@ -169,7 +169,13 @@
           <wp:inline distT="0" distB="0" distL="0" distR="0" wp14:anchorId="1DFFEC3F" wp14:editId="08E94B1F">
             <wp:extent cx="5486400" cy="4114800"/>
             <wp:effectExtent l="0" t="0" r="0" b="0"/>
-            <wp:docPr id="223487685" name="Picture 7"/>
+            <wp:docPr id="223487685" name="Picture 7">
+              <a:extLst xmlns:a="http://schemas.openxmlformats.org/drawingml/2006/main">
+                <a:ext uri="{FF2B5EF4-FFF2-40B4-BE49-F238E27FC236}">
+                  <a16:creationId xmlns:a16="http://schemas.microsoft.com/office/drawing/2014/main" id="{06FFD6EC-FD2D-41A6-B5E5-DD2EF20D51F4}"/>
+                </a:ext>
+              </a:extLst>
+            </wp:docPr>
             <wp:cNvGraphicFramePr>
               <a:graphicFrameLocks xmlns:a="http://schemas.openxmlformats.org/drawingml/2006/main" noChangeAspect="1"/>
             </wp:cNvGraphicFramePr>
@@ -181,7 +187,7 @@
                     <pic:cNvPicPr/>
                   </pic:nvPicPr>
                   <pic:blipFill>
-                    <a:blip r:embed="rId6"/>
+                    <a:blip r:embed="rId5"/>
                     <a:stretch>
                       <a:fillRect/>
                     </a:stretch>
@@ -222,7 +228,13 @@
           <wp:inline distT="0" distB="0" distL="0" distR="0" wp14:anchorId="11106D9A" wp14:editId="2D15CE5D">
             <wp:extent cx="5486400" cy="4114800"/>
             <wp:effectExtent l="0" t="0" r="0" b="0"/>
-            <wp:docPr id="1978997321" name="Picture 3"/>
+            <wp:docPr id="1978997321" name="Picture 3">
+              <a:extLst xmlns:a="http://schemas.openxmlformats.org/drawingml/2006/main">
+                <a:ext uri="{FF2B5EF4-FFF2-40B4-BE49-F238E27FC236}">
+                  <a16:creationId xmlns:a16="http://schemas.microsoft.com/office/drawing/2014/main" id="{CF27E7EF-5C29-4FD8-AC6C-2964E3F36BD8}"/>
+                </a:ext>
+              </a:extLst>
+            </wp:docPr>
             <wp:cNvGraphicFramePr>
               <a:graphicFrameLocks xmlns:a="http://schemas.openxmlformats.org/drawingml/2006/main" noChangeAspect="1"/>
             </wp:cNvGraphicFramePr>
@@ -231,6 +243,56 @@
                 <pic:pic xmlns:pic="http://schemas.openxmlformats.org/drawingml/2006/picture">
                   <pic:nvPicPr>
                     <pic:cNvPr id="1978997321" name="Picture 1978997321"/>
+                    <pic:cNvPicPr/>
+                  </pic:nvPicPr>
+                  <pic:blipFill>
+                    <a:blip r:embed="rId6"/>
+                    <a:stretch>
+                      <a:fillRect/>
+                    </a:stretch>
+                  </pic:blipFill>
+                  <pic:spPr>
+                    <a:xfrm>
+                      <a:off x="0" y="0"/>
+                      <a:ext cx="5486400" cy="4114800"/>
+                    </a:xfrm>
+                    <a:prstGeom prst="rect">
+                      <a:avLst/>
+                    </a:prstGeom>
+                  </pic:spPr>
+                </pic:pic>
+              </a:graphicData>
+            </a:graphic>
+          </wp:inline>
+        </w:drawing>
+      </w:r>
+      <w:r>
+        <w:rPr>
+          <w:rFonts w:ascii="Arial" w:hAnsi="Arial" w:cs="Arial"/>
+          <w:noProof/>
+          <w:sz w:val="24"/>
+          <w:szCs w:val="24"/>
+        </w:rPr>
+        <w:lastRenderedPageBreak/>
+        <w:drawing>
+          <wp:inline distT="0" distB="0" distL="0" distR="0" wp14:anchorId="1F5CD615" wp14:editId="389A8759">
+            <wp:extent cx="5486400" cy="4114800"/>
+            <wp:effectExtent l="0" t="0" r="0" b="0"/>
+            <wp:docPr id="153914757" name="Picture 4">
+              <a:extLst xmlns:a="http://schemas.openxmlformats.org/drawingml/2006/main">
+                <a:ext uri="{FF2B5EF4-FFF2-40B4-BE49-F238E27FC236}">
+                  <a16:creationId xmlns:a16="http://schemas.microsoft.com/office/drawing/2014/main" id="{5E5B5120-A793-4374-A784-27515BD01A30}"/>
+                </a:ext>
+              </a:extLst>
+            </wp:docPr>
+            <wp:cNvGraphicFramePr>
+              <a:graphicFrameLocks xmlns:a="http://schemas.openxmlformats.org/drawingml/2006/main" noChangeAspect="1"/>
+            </wp:cNvGraphicFramePr>
+            <a:graphic xmlns:a="http://schemas.openxmlformats.org/drawingml/2006/main">
+              <a:graphicData uri="http://schemas.openxmlformats.org/drawingml/2006/picture">
+                <pic:pic xmlns:pic="http://schemas.openxmlformats.org/drawingml/2006/picture">
+                  <pic:nvPicPr>
+                    <pic:cNvPr id="153914757" name="Picture 153914757"/>
                     <pic:cNvPicPr/>
                   </pic:nvPicPr>
                   <pic:blipFill>
@@ -261,11 +323,18 @@
           <w:sz w:val="24"/>
           <w:szCs w:val="24"/>
         </w:rPr>
+        <w:lastRenderedPageBreak/>
         <w:drawing>
-          <wp:inline distT="0" distB="0" distL="0" distR="0" wp14:anchorId="1F5CD615" wp14:editId="389A8759">
+          <wp:inline distT="0" distB="0" distL="0" distR="0" wp14:anchorId="59D93D12" wp14:editId="1B4738B3">
             <wp:extent cx="5486400" cy="4114800"/>
             <wp:effectExtent l="0" t="0" r="0" b="0"/>
-            <wp:docPr id="153914757" name="Picture 4"/>
+            <wp:docPr id="99960133" name="Picture 5">
+              <a:extLst xmlns:a="http://schemas.openxmlformats.org/drawingml/2006/main">
+                <a:ext uri="{FF2B5EF4-FFF2-40B4-BE49-F238E27FC236}">
+                  <a16:creationId xmlns:a16="http://schemas.microsoft.com/office/drawing/2014/main" id="{7743101B-0E34-4F5C-BEA7-B30806D4221E}"/>
+                </a:ext>
+              </a:extLst>
+            </wp:docPr>
             <wp:cNvGraphicFramePr>
               <a:graphicFrameLocks xmlns:a="http://schemas.openxmlformats.org/drawingml/2006/main" noChangeAspect="1"/>
             </wp:cNvGraphicFramePr>
@@ -273,7 +342,7 @@
               <a:graphicData uri="http://schemas.openxmlformats.org/drawingml/2006/picture">
                 <pic:pic xmlns:pic="http://schemas.openxmlformats.org/drawingml/2006/picture">
                   <pic:nvPicPr>
-                    <pic:cNvPr id="153914757" name="Picture 153914757"/>
+                    <pic:cNvPr id="99960133" name="Picture 99960133"/>
                     <pic:cNvPicPr/>
                   </pic:nvPicPr>
                   <pic:blipFill>
@@ -306,53 +375,16 @@
         </w:rPr>
         <w:lastRenderedPageBreak/>
         <w:drawing>
-          <wp:inline distT="0" distB="0" distL="0" distR="0" wp14:anchorId="59D93D12" wp14:editId="1B4738B3">
-            <wp:extent cx="5486400" cy="4114800"/>
-            <wp:effectExtent l="0" t="0" r="0" b="0"/>
-            <wp:docPr id="99960133" name="Picture 5"/>
-            <wp:cNvGraphicFramePr>
-              <a:graphicFrameLocks xmlns:a="http://schemas.openxmlformats.org/drawingml/2006/main" noChangeAspect="1"/>
-            </wp:cNvGraphicFramePr>
-            <a:graphic xmlns:a="http://schemas.openxmlformats.org/drawingml/2006/main">
-              <a:graphicData uri="http://schemas.openxmlformats.org/drawingml/2006/picture">
-                <pic:pic xmlns:pic="http://schemas.openxmlformats.org/drawingml/2006/picture">
-                  <pic:nvPicPr>
-                    <pic:cNvPr id="99960133" name="Picture 99960133"/>
-                    <pic:cNvPicPr/>
-                  </pic:nvPicPr>
-                  <pic:blipFill>
-                    <a:blip r:embed="rId9"/>
-                    <a:stretch>
-                      <a:fillRect/>
-                    </a:stretch>
-                  </pic:blipFill>
-                  <pic:spPr>
-                    <a:xfrm>
-                      <a:off x="0" y="0"/>
-                      <a:ext cx="5486400" cy="4114800"/>
-                    </a:xfrm>
-                    <a:prstGeom prst="rect">
-                      <a:avLst/>
-                    </a:prstGeom>
-                  </pic:spPr>
-                </pic:pic>
-              </a:graphicData>
-            </a:graphic>
-          </wp:inline>
-        </w:drawing>
-      </w:r>
-      <w:r>
-        <w:rPr>
-          <w:rFonts w:ascii="Arial" w:hAnsi="Arial" w:cs="Arial"/>
-          <w:noProof/>
-          <w:sz w:val="24"/>
-          <w:szCs w:val="24"/>
-        </w:rPr>
-        <w:drawing>
           <wp:inline distT="0" distB="0" distL="0" distR="0" wp14:anchorId="338EAF11" wp14:editId="1656FCED">
             <wp:extent cx="5486400" cy="4114800"/>
             <wp:effectExtent l="0" t="0" r="0" b="0"/>
-            <wp:docPr id="1906095511" name="Picture 6"/>
+            <wp:docPr id="1906095511" name="Picture 6">
+              <a:extLst xmlns:a="http://schemas.openxmlformats.org/drawingml/2006/main">
+                <a:ext uri="{FF2B5EF4-FFF2-40B4-BE49-F238E27FC236}">
+                  <a16:creationId xmlns:a16="http://schemas.microsoft.com/office/drawing/2014/main" id="{19F21FAB-2FE0-413C-B9C3-BDCBBBDB1E6F}"/>
+                </a:ext>
+              </a:extLst>
+            </wp:docPr>
             <wp:cNvGraphicFramePr>
               <a:graphicFrameLocks xmlns:a="http://schemas.openxmlformats.org/drawingml/2006/main" noChangeAspect="1"/>
             </wp:cNvGraphicFramePr>
@@ -364,7 +396,7 @@
                     <pic:cNvPicPr/>
                   </pic:nvPicPr>
                   <pic:blipFill>
-                    <a:blip r:embed="rId10"/>
+                    <a:blip r:embed="rId9"/>
                     <a:stretch>
                       <a:fillRect/>
                     </a:stretch>
@@ -402,7 +434,6 @@
           <w:sz w:val="24"/>
           <w:szCs w:val="24"/>
         </w:rPr>
-        <w:lastRenderedPageBreak/>
         <w:t xml:space="preserve">The above graphs show the distribution of age across years from 1866 to 1984, in 25-year periods. The x-axis holds the year of exit over a 25-year period, and the y-axis shows the ages of students during this period. From the graphs we can see that there is more data for the later years of the program than the beginning. With time we also see how the distribution of ages shifts over the years. From 1891 to 1915, we see that majority of the students </w:t>
       </w:r>
       <w:r>
@@ -527,11 +558,18 @@
           <w:sz w:val="24"/>
           <w:szCs w:val="24"/>
         </w:rPr>
+        <w:lastRenderedPageBreak/>
         <w:drawing>
           <wp:inline distT="0" distB="0" distL="0" distR="0" wp14:anchorId="6E2CA7DC" wp14:editId="68212EDD">
             <wp:extent cx="5486400" cy="4114800"/>
             <wp:effectExtent l="0" t="0" r="0" b="0"/>
-            <wp:docPr id="765014416" name="Picture 1"/>
+            <wp:docPr id="765014416" name="Picture 1">
+              <a:extLst xmlns:a="http://schemas.openxmlformats.org/drawingml/2006/main">
+                <a:ext uri="{FF2B5EF4-FFF2-40B4-BE49-F238E27FC236}">
+                  <a16:creationId xmlns:a16="http://schemas.microsoft.com/office/drawing/2014/main" id="{63D14BC6-C83C-4904-860F-605FE0A79AE6}"/>
+                </a:ext>
+              </a:extLst>
+            </wp:docPr>
             <wp:cNvGraphicFramePr>
               <a:graphicFrameLocks xmlns:a="http://schemas.openxmlformats.org/drawingml/2006/main" noChangeAspect="1"/>
             </wp:cNvGraphicFramePr>
@@ -543,7 +581,7 @@
                     <pic:cNvPicPr/>
                   </pic:nvPicPr>
                   <pic:blipFill>
-                    <a:blip r:embed="rId11"/>
+                    <a:blip r:embed="rId10"/>
                     <a:stretch>
                       <a:fillRect/>
                     </a:stretch>
@@ -637,7 +675,6 @@
           <w:szCs w:val="24"/>
           <w:u w:val="single"/>
         </w:rPr>
-        <w:lastRenderedPageBreak/>
         <w:t>Conclusions</w:t>
       </w:r>
       <w:r>
@@ -708,41 +745,78 @@
           <w:sz w:val="24"/>
           <w:szCs w:val="24"/>
         </w:rPr>
-        <w:t xml:space="preserve"> century. Additionally, the ages of these exits were all mostly above 16. Which could suggest the following, fewer students were leaving the program, fewer students got into the program or that the cleaning process of the data was bias towards this period. From about 1916 to 1984, we observe a larger number of students exiting the program, from a wide range of ages, suggesting that enrollment may have gone up. The general trend in the mean ages of students exiting the program progressively went them, suggesting they were completing the program faster. </w:t>
+        <w:t xml:space="preserve"> century. Additionally, the ages of these exits were all mostly above 16. Which could suggest the following, fewer students were leaving the program, fewer students got into the program or that the cleaning process of the data was bias towards this period. From about 1916 to 1984, we observe a larger number of students </w:t>
       </w:r>
-    </w:p>
-    <w:p>
-      <w:pPr>
-        <w:rPr>
-          <w:rFonts w:ascii="Arial" w:hAnsi="Arial" w:cs="Arial"/>
-          <w:sz w:val="24"/>
-          <w:szCs w:val="24"/>
-        </w:rPr>
-      </w:pPr>
+      <w:proofErr w:type="gramStart"/>
       <w:r>
         <w:rPr>
           <w:rFonts w:ascii="Arial" w:hAnsi="Arial" w:cs="Arial"/>
           <w:sz w:val="24"/>
           <w:szCs w:val="24"/>
         </w:rPr>
-        <w:t>5. Sharing Consent</w:t>
+        <w:t>exiting</w:t>
       </w:r>
-    </w:p>
-    <w:p>
-      <w:pPr>
-        <w:rPr>
-          <w:rFonts w:ascii="Arial" w:hAnsi="Arial" w:cs="Arial"/>
-          <w:sz w:val="24"/>
-          <w:szCs w:val="24"/>
-        </w:rPr>
-      </w:pPr>
+      <w:proofErr w:type="gramEnd"/>
       <w:r>
         <w:rPr>
           <w:rFonts w:ascii="Arial" w:hAnsi="Arial" w:cs="Arial"/>
           <w:sz w:val="24"/>
           <w:szCs w:val="24"/>
         </w:rPr>
-        <w:t>I [choose ONE: consent / do not consent] for this report to be shared with the AMA historian and/or the public. (Replace this statement with your actual choice before submission.)</w:t>
+        <w:t xml:space="preserve"> the program, from a wide range of ages, suggesting that enrollment may have gone up. The general trend </w:t>
+      </w:r>
+      <w:r>
+        <w:rPr>
+          <w:rFonts w:ascii="Arial" w:hAnsi="Arial" w:cs="Arial"/>
+          <w:sz w:val="24"/>
+          <w:szCs w:val="24"/>
+        </w:rPr>
+        <w:lastRenderedPageBreak/>
+        <w:t xml:space="preserve">in the mean ages of students exiting the program progressively </w:t>
+      </w:r>
+      <w:r>
+        <w:rPr>
+          <w:rFonts w:ascii="Arial" w:hAnsi="Arial" w:cs="Arial"/>
+          <w:sz w:val="24"/>
+          <w:szCs w:val="24"/>
+        </w:rPr>
+        <w:t xml:space="preserve">went </w:t>
+      </w:r>
+      <w:proofErr w:type="gramStart"/>
+      <w:r>
+        <w:rPr>
+          <w:rFonts w:ascii="Arial" w:hAnsi="Arial" w:cs="Arial"/>
+          <w:sz w:val="24"/>
+          <w:szCs w:val="24"/>
+        </w:rPr>
+        <w:t>to</w:t>
+      </w:r>
+      <w:proofErr w:type="gramEnd"/>
+      <w:r>
+        <w:rPr>
+          <w:rFonts w:ascii="Arial" w:hAnsi="Arial" w:cs="Arial"/>
+          <w:sz w:val="24"/>
+          <w:szCs w:val="24"/>
+        </w:rPr>
+        <w:t xml:space="preserve"> them, suggesting they </w:t>
+      </w:r>
+      <w:proofErr w:type="gramStart"/>
+      <w:r>
+        <w:rPr>
+          <w:rFonts w:ascii="Arial" w:hAnsi="Arial" w:cs="Arial"/>
+          <w:sz w:val="24"/>
+          <w:szCs w:val="24"/>
+        </w:rPr>
+        <w:t>were completing</w:t>
+      </w:r>
+      <w:proofErr w:type="gramEnd"/>
+      <w:r>
+        <w:rPr>
+          <w:rFonts w:ascii="Arial" w:hAnsi="Arial" w:cs="Arial"/>
+          <w:sz w:val="24"/>
+          <w:szCs w:val="24"/>
+        </w:rPr>
+        <w:t xml:space="preserve"> the program faster. </w:t>
       </w:r>
     </w:p>
     <w:sectPr>
@@ -928,32 +1002,32 @@
       </w:rPr>
     </w:lvl>
   </w:abstractNum>
-  <w:num w:numId="1" w16cid:durableId="1251309712">
+  <w:num w:numId="1" w16cid:durableId="1007244720">
+    <w:abstractNumId w:val="4"/>
+  </w:num>
+  <w:num w:numId="2" w16cid:durableId="1019626555">
+    <w:abstractNumId w:val="7"/>
+  </w:num>
+  <w:num w:numId="3" w16cid:durableId="1213612477">
+    <w:abstractNumId w:val="0"/>
+  </w:num>
+  <w:num w:numId="4" w16cid:durableId="1251309712">
     <w:abstractNumId w:val="8"/>
   </w:num>
-  <w:num w:numId="2" w16cid:durableId="1418595906">
+  <w:num w:numId="5" w16cid:durableId="1418595906">
     <w:abstractNumId w:val="6"/>
   </w:num>
-  <w:num w:numId="3" w16cid:durableId="195897007">
+  <w:num w:numId="6" w16cid:durableId="1542668084">
+    <w:abstractNumId w:val="2"/>
+  </w:num>
+  <w:num w:numId="7" w16cid:durableId="1554729395">
+    <w:abstractNumId w:val="3"/>
+  </w:num>
+  <w:num w:numId="8" w16cid:durableId="195897007">
     <w:abstractNumId w:val="5"/>
   </w:num>
-  <w:num w:numId="4" w16cid:durableId="1007244720">
-    <w:abstractNumId w:val="4"/>
-  </w:num>
-  <w:num w:numId="5" w16cid:durableId="1019626555">
-    <w:abstractNumId w:val="7"/>
-  </w:num>
-  <w:num w:numId="6" w16cid:durableId="1554729395">
-    <w:abstractNumId w:val="3"/>
-  </w:num>
-  <w:num w:numId="7" w16cid:durableId="1542668084">
-    <w:abstractNumId w:val="2"/>
-  </w:num>
-  <w:num w:numId="8" w16cid:durableId="683555513">
+  <w:num w:numId="9" w16cid:durableId="683555513">
     <w:abstractNumId w:val="1"/>
-  </w:num>
-  <w:num w:numId="9" w16cid:durableId="1213612477">
-    <w:abstractNumId w:val="0"/>
   </w:num>
 </w:numbering>
 </file>
@@ -1873,7 +1947,7 @@
     <w:rsid w:val="00326F90"/>
     <w:pPr>
       <w:numPr>
-        <w:numId w:val="1"/>
+        <w:numId w:val="4"/>
       </w:numPr>
       <w:contextualSpacing/>
     </w:pPr>
@@ -1886,7 +1960,7 @@
     <w:rsid w:val="00326F90"/>
     <w:pPr>
       <w:numPr>
-        <w:numId w:val="2"/>
+        <w:numId w:val="5"/>
       </w:numPr>
       <w:contextualSpacing/>
     </w:pPr>
@@ -1899,7 +1973,7 @@
     <w:rsid w:val="00326F90"/>
     <w:pPr>
       <w:numPr>
-        <w:numId w:val="3"/>
+        <w:numId w:val="8"/>
       </w:numPr>
       <w:contextualSpacing/>
     </w:pPr>
@@ -1912,7 +1986,7 @@
     <w:rsid w:val="00326F90"/>
     <w:pPr>
       <w:numPr>
-        <w:numId w:val="5"/>
+        <w:numId w:val="2"/>
       </w:numPr>
       <w:contextualSpacing/>
     </w:pPr>
@@ -1925,7 +1999,7 @@
     <w:rsid w:val="0029639D"/>
     <w:pPr>
       <w:numPr>
-        <w:numId w:val="6"/>
+        <w:numId w:val="7"/>
       </w:numPr>
       <w:contextualSpacing/>
     </w:pPr>
@@ -1938,7 +2012,7 @@
     <w:rsid w:val="0029639D"/>
     <w:pPr>
       <w:numPr>
-        <w:numId w:val="7"/>
+        <w:numId w:val="6"/>
       </w:numPr>
       <w:contextualSpacing/>
     </w:pPr>
@@ -12659,16 +12733,4 @@
   </a:objectDefaults>
   <a:extraClrSchemeLst/>
 </a:theme>
-</file>
-
-<file path=customXml/item1.xml><?xml version="1.0" encoding="utf-8"?>
-<b:Sources xmlns:b="http://schemas.openxmlformats.org/officeDocument/2006/bibliography" xmlns="http://schemas.openxmlformats.org/officeDocument/2006/bibliography" SelectedStyle="/APA.XSL" StyleName="APA"/>
-</file>
-
-<file path=customXml/itemProps1.xml><?xml version="1.0" encoding="utf-8"?>
-<ds:datastoreItem xmlns:ds="http://schemas.openxmlformats.org/officeDocument/2006/customXml" ds:itemID="{EF278816-EC6F-A645-907D-7F25AECB1D4A}">
-  <ds:schemaRefs>
-    <ds:schemaRef ds:uri="http://schemas.openxmlformats.org/officeDocument/2006/bibliography"/>
-  </ds:schemaRefs>
-</ds:datastoreItem>
 </file>